--- a/05_DOC_ORIGINAL/Documentacao_1_Integracao_Bateria_Gravitacional_v2.docx
+++ b/05_DOC_ORIGINAL/Documentacao_1_Integracao_Bateria_Gravitacional_v2.docx
@@ -8651,7 +8651,7 @@
         <w:rPr>
           <w:rtl w:val="0"/>
         </w:rPr>
-        <w:t xml:space="preserve">O painel roda em Node-RED com o broker Mosquitto, no notebook do grupo ou em um Raspberry Pi, e se comunica com o ESP32 por MQTT. Os tópicos de saída são grav/estado, grav/acao e grav/energia; os de entrada são grav/comando (auto, subir, descer, parar e rearmar) e grav/tarifas (valores por posto tarifário). A interface web apresenta:</w:t>
+        <w:t xml:space="preserve">O painel é uma aplicação web em Python com Streamlit, que roda no notebook do grupo ou em um Raspberry Pi e se comunica com o ESP32 por MQTT, por meio do broker Mosquitto. Os tópicos de saída são grav/estado, grav/acao e grav/energia; os de entrada são grav/comando (auto, subir, descer, parar e rearmar) e grav/tarifas (valores por posto tarifário). A interface web apresenta:</w:t>
       </w:r>
     </w:p>
     <w:p>
